--- a/output/docx/en/BUFRCREX_TableB_en_19.docx
+++ b/output/docx/en/BUFRCREX_TableB_en_19.docx
@@ -633,7 +633,7 @@
                 <w:b w:val="0"/>
                 <w:sz w:val="16"/>
               </w:rPr>
-              <w:t>Note 138: The effective radius of feature shall be defined with respect to the radius of the 1000-hPa isobars at mean sea level.</w:t>
+              <w:t>Note B138: The effective radius of feature shall be defined with respect to the radius of the 1000-hPa isobars at mean sea level.</w:t>
             </w:r>
           </w:p>
         </w:tc>
@@ -826,7 +826,7 @@
                 <w:b w:val="0"/>
                 <w:sz w:val="16"/>
               </w:rPr>
-              <w:t>Note 99: Maximum wind and effective radius of maximum wind shall be indicated by means of the 0 19 003 and 0 19 004 entries.</w:t>
+              <w:t>Note B99: Maximum wind and effective radius of maximum wind shall be indicated by means of the 0 19 003 and 0 19 004 entries.</w:t>
             </w:r>
           </w:p>
         </w:tc>
@@ -1019,7 +1019,7 @@
                 <w:b w:val="0"/>
                 <w:sz w:val="16"/>
               </w:rPr>
-              <w:t>Note 99: Maximum wind and effective radius of maximum wind shall be indicated by means of the 0 19 003 and 0 19 004 entries.</w:t>
+              <w:t>Note B99: Maximum wind and effective radius of maximum wind shall be indicated by means of the 0 19 003 and 0 19 004 entries.</w:t>
             </w:r>
           </w:p>
         </w:tc>
@@ -1212,7 +1212,7 @@
                 <w:b w:val="0"/>
                 <w:sz w:val="16"/>
               </w:rPr>
-              <w:t>Note 73: To construct the required time range, descriptor 0 04 024 has to be included two times.</w:t>
+              <w:t>Note B73: For a stationary feature, both Direction of motion of feature (0 19 005) and Speed of motion of feature (0 19 006) shall be reported as 0.</w:t>
             </w:r>
           </w:p>
         </w:tc>
@@ -1405,7 +1405,7 @@
                 <w:b w:val="0"/>
                 <w:sz w:val="16"/>
               </w:rPr>
-              <w:t>Note 73: To construct the required time range, descriptor 0 04 024 has to be included two times.</w:t>
+              <w:t>Note B73: For a stationary feature, both Direction of motion of feature (0 19 005) and Speed of motion of feature (0 19 006) shall be reported as 0.</w:t>
             </w:r>
           </w:p>
         </w:tc>
